--- a/documents/Задание_КР_ПЛИС.docx
+++ b/documents/Задание_КР_ПЛИС.docx
@@ -1366,6 +1366,14 @@
         <w:t>Дата выдачи задания «___» ____________ 2026 г.</w:t>
       </w:r>
     </w:p>
+    <w:p>
+      <w:pPr>
+        <w:jc w:val="both"/>
+        <w:rPr>
+          <w:lang w:val="ru-RU"/>
+        </w:rPr>
+      </w:pPr>
+    </w:p>
     <w:tbl>
       <w:tblPr>
         <w:tblStyle w:val="a3"/>
@@ -1418,6 +1426,197 @@
                 <w:lang w:val="ru-RU"/>
               </w:rPr>
               <w:t xml:space="preserve"> </w:t>
+            </w:r>
+          </w:p>
+        </w:tc>
+        <w:tc>
+          <w:tcPr>
+            <w:tcW w:w="425" w:type="dxa"/>
+          </w:tcPr>
+          <w:p>
+            <w:pPr>
+              <w:rPr>
+                <w:lang w:val="ru-RU"/>
+              </w:rPr>
+            </w:pPr>
+          </w:p>
+        </w:tc>
+        <w:tc>
+          <w:tcPr>
+            <w:tcW w:w="1985" w:type="dxa"/>
+            <w:tcBorders>
+              <w:bottom w:val="single" w:sz="4" w:space="0" w:color="auto"/>
+            </w:tcBorders>
+          </w:tcPr>
+          <w:p>
+            <w:pPr>
+              <w:rPr>
+                <w:lang w:val="ru-RU"/>
+              </w:rPr>
+            </w:pPr>
+          </w:p>
+        </w:tc>
+        <w:tc>
+          <w:tcPr>
+            <w:tcW w:w="283" w:type="dxa"/>
+          </w:tcPr>
+          <w:p>
+            <w:pPr>
+              <w:rPr>
+                <w:lang w:val="ru-RU"/>
+              </w:rPr>
+            </w:pPr>
+          </w:p>
+        </w:tc>
+        <w:tc>
+          <w:tcPr>
+            <w:tcW w:w="1983" w:type="dxa"/>
+            <w:tcBorders>
+              <w:bottom w:val="single" w:sz="4" w:space="0" w:color="auto"/>
+            </w:tcBorders>
+            <w:vAlign w:val="bottom"/>
+          </w:tcPr>
+          <w:p>
+            <w:pPr>
+              <w:jc w:val="center"/>
+              <w:rPr>
+                <w:lang w:val="ru-RU"/>
+              </w:rPr>
+            </w:pPr>
+            <w:r>
+              <w:rPr>
+                <w:lang w:val="ru-RU"/>
+              </w:rPr>
+              <w:t>Сергеева А.</w:t>
+            </w:r>
+            <w:r>
+              <w:rPr>
+                <w:lang w:val="ru-RU"/>
+              </w:rPr>
+              <w:t>А</w:t>
+            </w:r>
+            <w:r>
+              <w:rPr>
+                <w:lang w:val="ru-RU"/>
+              </w:rPr>
+              <w:t>.</w:t>
+            </w:r>
+          </w:p>
+        </w:tc>
+      </w:tr>
+      <w:tr>
+        <w:tc>
+          <w:tcPr>
+            <w:tcW w:w="4678" w:type="dxa"/>
+          </w:tcPr>
+          <w:p>
+            <w:pPr>
+              <w:rPr>
+                <w:sz w:val="20"/>
+                <w:szCs w:val="20"/>
+                <w:lang w:val="ru-RU"/>
+              </w:rPr>
+            </w:pPr>
+          </w:p>
+        </w:tc>
+        <w:tc>
+          <w:tcPr>
+            <w:tcW w:w="425" w:type="dxa"/>
+          </w:tcPr>
+          <w:p>
+            <w:pPr>
+              <w:rPr>
+                <w:sz w:val="20"/>
+                <w:szCs w:val="20"/>
+                <w:lang w:val="ru-RU"/>
+              </w:rPr>
+            </w:pPr>
+          </w:p>
+        </w:tc>
+        <w:tc>
+          <w:tcPr>
+            <w:tcW w:w="1985" w:type="dxa"/>
+            <w:tcBorders>
+              <w:top w:val="single" w:sz="4" w:space="0" w:color="auto"/>
+            </w:tcBorders>
+          </w:tcPr>
+          <w:p>
+            <w:pPr>
+              <w:jc w:val="center"/>
+              <w:rPr>
+                <w:sz w:val="16"/>
+                <w:szCs w:val="16"/>
+                <w:lang w:val="ru-RU"/>
+              </w:rPr>
+            </w:pPr>
+            <w:r>
+              <w:rPr>
+                <w:sz w:val="16"/>
+                <w:szCs w:val="16"/>
+                <w:lang w:val="ru-RU"/>
+              </w:rPr>
+              <w:t>(подпись, дата)</w:t>
+            </w:r>
+          </w:p>
+        </w:tc>
+        <w:tc>
+          <w:tcPr>
+            <w:tcW w:w="283" w:type="dxa"/>
+          </w:tcPr>
+          <w:p>
+            <w:pPr>
+              <w:rPr>
+                <w:sz w:val="16"/>
+                <w:szCs w:val="16"/>
+                <w:lang w:val="ru-RU"/>
+              </w:rPr>
+            </w:pPr>
+          </w:p>
+        </w:tc>
+        <w:tc>
+          <w:tcPr>
+            <w:tcW w:w="1983" w:type="dxa"/>
+            <w:tcBorders>
+              <w:top w:val="single" w:sz="4" w:space="0" w:color="auto"/>
+            </w:tcBorders>
+          </w:tcPr>
+          <w:p>
+            <w:pPr>
+              <w:jc w:val="center"/>
+              <w:rPr>
+                <w:sz w:val="16"/>
+                <w:szCs w:val="16"/>
+                <w:lang w:val="ru-RU"/>
+              </w:rPr>
+            </w:pPr>
+            <w:r>
+              <w:rPr>
+                <w:sz w:val="16"/>
+                <w:szCs w:val="16"/>
+                <w:lang w:val="ru-RU"/>
+              </w:rPr>
+              <w:t>(И.О. Фамилия)</w:t>
+            </w:r>
+          </w:p>
+        </w:tc>
+      </w:tr>
+      <w:tr>
+        <w:tc>
+          <w:tcPr>
+            <w:tcW w:w="4678" w:type="dxa"/>
+          </w:tcPr>
+          <w:p>
+            <w:pPr>
+              <w:rPr>
+                <w:lang w:val="ru-RU"/>
+              </w:rPr>
+            </w:pPr>
+            <w:r>
+              <w:rPr>
+                <w:b/>
+                <w:lang w:val="ru-RU"/>
+              </w:rPr>
+              <w:t>Ассистент курсового проекта</w:t>
             </w:r>
           </w:p>
         </w:tc>
@@ -2526,6 +2725,7 @@
     <w:rsid w:val="007553C3"/>
     <w:rsid w:val="00794B6D"/>
     <w:rsid w:val="007C2A25"/>
+    <w:rsid w:val="007E080D"/>
     <w:rsid w:val="007E7922"/>
     <w:rsid w:val="00A13544"/>
     <w:rsid w:val="00A1572D"/>
@@ -2555,8 +2755,8 @@
   </m:mathPr>
   <w:themeFontLang w:val="ru-RU"/>
   <w:clrSchemeMapping w:bg1="light1" w:t1="dark1" w:bg2="light2" w:t2="dark2" w:accent1="accent1" w:accent2="accent2" w:accent3="accent3" w:accent4="accent4" w:accent5="accent5" w:accent6="accent6" w:hyperlink="hyperlink" w:followedHyperlink="followedHyperlink"/>
-  <w:decimalSymbol w:val=","/>
-  <w:listSeparator w:val=";"/>
+  <w:decimalSymbol w:val="."/>
+  <w:listSeparator w:val=","/>
   <w15:chartTrackingRefBased/>
 </w:settings>
 </file>
